--- a/map/NEMAX-Dubai-Yield-Map-v3-BUYER-for-review-2026-10-15.docx
+++ b/map/NEMAX-Dubai-Yield-Map-v3-BUYER-for-review-2026-10-15.docx
@@ -4251,7 +4251,7 @@
           <w:iCs/>
           <w:color w:val="C00000"/>
         </w:rPr>
-        <w:t xml:space="preserve">Вопрос с Reddit: больше десятка тредов про индекс аренды при продлении, последний 13.10.2026. Первоисточник правил индекса (RERA) в ресёче не открыт: проверить перед выпуском.</w:t>
+        <w:t xml:space="preserve">Вопрос с Reddit: больше десятка тредов про индекс аренды при продлении, последний 13.10.2026. Ответ проверен 15.10 по Указу Дубая № 43 от 2013 года (ст. 1 и 3).</w:t>
       </w:r>
     </w:p>
     <w:p>
